--- a/RFI-Docs/Medscape 9-2-24--FDA Rejects MDMA-AT for PTSD, but Lykos, Others, Vow to Push on.docx
+++ b/RFI-Docs/Medscape 9-2-24--FDA Rejects MDMA-AT for PTSD, but Lykos, Others, Vow to Push on.docx
@@ -4,8 +4,123 @@
   <w:body>
     <w:p>
       <w:pPr>
+        <w:jc w:val="left"/>
+      </w:pPr>
+      <w:r>
+        <w:rPr>
+          <w:color w:val="646464"/>
+          <w:sz w:val="18"/>
+        </w:rPr>
+        <w:t>Document: Medscape 9-2-24--FDA Rejects MDMA-AT for PTSD, but Lykos, Others, Vow to Push on.docx</w:t>
+      </w:r>
+    </w:p>
+    <w:p>
+      <w:pPr>
+        <w:jc w:val="left"/>
+      </w:pPr>
+      <w:r>
+        <w:rPr>
+          <w:color w:val="646464"/>
+          <w:sz w:val="18"/>
+        </w:rPr>
+        <w:t>Title: Medscape 9-2-24--FDA Rejects MDMA-AT for PTSD, but Lykos, Others, Vow to Push on</w:t>
+      </w:r>
+    </w:p>
+    <w:p>
+      <w:pPr>
+        <w:jc w:val="left"/>
+      </w:pPr>
+      <w:r>
+        <w:rPr>
+          <w:color w:val="646464"/>
+          <w:sz w:val="18"/>
+        </w:rPr>
+        <w:t>Topic: Psychedelics | Type: News Articles</w:t>
+      </w:r>
+    </w:p>
+    <w:p>
+      <w:pPr>
+        <w:jc w:val="left"/>
+      </w:pPr>
+      <w:r>
+        <w:rPr>
+          <w:color w:val="646464"/>
+          <w:sz w:val="18"/>
+        </w:rPr>
+        <w:t>Created: 2024-09-03 | By: Richman, Michael (VACO)</w:t>
+      </w:r>
+    </w:p>
+    <w:p>
+      <w:pPr>
+        <w:jc w:val="left"/>
+      </w:pPr>
+      <w:r>
+        <w:rPr>
+          <w:color w:val="646464"/>
+          <w:sz w:val="18"/>
+        </w:rPr>
+        <w:t>Modified: 2024-09-03 | By: Richman, Michael (VACO)</w:t>
+      </w:r>
+    </w:p>
+    <w:p>
+      <w:pPr>
+        <w:jc w:val="left"/>
+      </w:pPr>
+      <w:r>
+        <w:rPr>
+          <w:color w:val="C8C8C8"/>
+          <w:sz w:val="16"/>
+        </w:rPr>
+        <w:t>────────────────────────────────────────────────────────────────────────────────</w:t>
+      </w:r>
+    </w:p>
+    <w:p>
+      <w:pPr>
+        <w:jc w:val="left"/>
+      </w:pPr>
+      <w:r/>
+    </w:p>
+    <w:p>
+      <w:pPr>
+        <w:jc w:val="left"/>
+      </w:pPr>
+      <w:r>
+        <w:rPr>
+          <w:color w:val="646464"/>
+          <w:sz w:val="18"/>
+        </w:rPr>
+        <w:t>Topic: Psychedelics | Type: News Articles</w:t>
+      </w:r>
+    </w:p>
+    <w:p>
+      <w:pPr>
+        <w:jc w:val="left"/>
+      </w:pPr>
+      <w:r>
+        <w:rPr>
+          <w:color w:val="646464"/>
+          <w:sz w:val="18"/>
+        </w:rPr>
+        <w:t>Created: 2024-09-03 | By: Richman, Michael (VACO)</w:t>
+      </w:r>
+    </w:p>
+    <w:p>
+      <w:pPr>
+        <w:jc w:val="left"/>
+      </w:pPr>
+      <w:r>
+        <w:rPr>
+          <w:color w:val="646464"/>
+          <w:sz w:val="18"/>
+        </w:rPr>
+        <w:t>Modified: 2024-09-03 | By: Richman, Michael (VACO)</w:t>
+      </w:r>
+    </w:p>
+    <w:p>
+      <w:pPr>
         <w:shd w:val="clear" w:color="auto" w:fill="FFFFFF"/>
         <w:spacing w:after="210" w:line="240" w:lineRule="auto"/>
+        <w:jc w:val="left"/>
         <w:outlineLvl w:val="0"/>
         <w:rPr>
           <w:rFonts w:ascii="Arial" w:eastAsia="Times New Roman" w:hAnsi="Arial" w:cs="Arial"/>
@@ -21,47 +136,10 @@
       </w:pPr>
       <w:r>
         <w:rPr>
-          <w:rFonts w:ascii="Arial" w:eastAsia="Times New Roman" w:hAnsi="Arial" w:cs="Arial"/>
-          <w:b/>
-          <w:bCs/>
-          <w:color w:val="333132"/>
-          <w:spacing w:val="-4"/>
-          <w:kern w:val="36"/>
-          <w:sz w:val="48"/>
-          <w:szCs w:val="48"/>
-          <w14:ligatures w14:val="none"/>
-        </w:rPr>
-        <w:t xml:space="preserve">FDA Rejects MDMA-AT for PTSD, but </w:t>
-      </w:r>
-      <w:proofErr w:type="spellStart"/>
-      <w:r>
-        <w:rPr>
-          <w:rFonts w:ascii="Arial" w:eastAsia="Times New Roman" w:hAnsi="Arial" w:cs="Arial"/>
-          <w:b/>
-          <w:bCs/>
-          <w:color w:val="333132"/>
-          <w:spacing w:val="-4"/>
-          <w:kern w:val="36"/>
-          <w:sz w:val="48"/>
-          <w:szCs w:val="48"/>
-          <w14:ligatures w14:val="none"/>
-        </w:rPr>
-        <w:t>Lykos</w:t>
-      </w:r>
-      <w:proofErr w:type="spellEnd"/>
-      <w:r>
-        <w:rPr>
-          <w:rFonts w:ascii="Arial" w:eastAsia="Times New Roman" w:hAnsi="Arial" w:cs="Arial"/>
-          <w:b/>
-          <w:bCs/>
-          <w:color w:val="333132"/>
-          <w:spacing w:val="-4"/>
-          <w:kern w:val="36"/>
-          <w:sz w:val="48"/>
-          <w:szCs w:val="48"/>
-          <w14:ligatures w14:val="none"/>
-        </w:rPr>
-        <w:t>, Others, Vow to Push on</w:t>
+          <w:color w:val="C8C8C8"/>
+          <w:sz w:val="16"/>
+        </w:rPr>
+        <w:t>────────────────────────────────────────────────────────────────────────────────</w:t>
       </w:r>
     </w:p>
     <w:p>
@@ -77,17 +155,7 @@
           <w14:ligatures w14:val="none"/>
         </w:rPr>
       </w:pPr>
-      <w:r>
-        <w:rPr>
-          <w:rFonts w:ascii="Verdana" w:eastAsia="Times New Roman" w:hAnsi="Verdana" w:cs="Times New Roman"/>
-          <w:color w:val="2A2A2A"/>
-          <w:kern w:val="0"/>
-          <w:sz w:val="24"/>
-          <w:szCs w:val="24"/>
-          <w14:ligatures w14:val="none"/>
-        </w:rPr>
-        <w:t>Alicia Ault</w:t>
-      </w:r>
+      <w:r/>
     </w:p>
     <w:p>
       <w:pPr>
